--- a/docs/feature/profile/3-3-3-view-client-profile/spec.docx
+++ b/docs/feature/profile/3-3-3-view-client-profile/spec.docx
@@ -22,7 +22,7 @@
     </w:p>
     <w:p>
       <w:r>
-        <w:t>User dong vai tro Client mo trang /client-profile trong ngu canh 1 Agency.</w:t>
+        <w:t>Begins when a user acting as a Client opens the Client Profile screen in the context of a specific Agency, or when an Agency member opens the Agency Client list while adding a Client to a workspace.</w:t>
       </w:r>
     </w:p>
     <w:p>
@@ -48,7 +48,7 @@
         <w:t xml:space="preserve">Actors / Roles: </w:t>
       </w:r>
       <w:r>
-        <w:t>User (vai tro Client trong 1 Workspace cua 1 Agency); Agency member (Owner/Manager) khi xem danh sach.</w:t>
+        <w:t>A user acting as a Client in a workspace of an Agency; Agency members (Owner/Manager) when viewing the Agency Client list.</w:t>
       </w:r>
     </w:p>
     <w:p>
@@ -65,7 +65,7 @@
         <w:t xml:space="preserve">Purpose: </w:t>
       </w:r>
       <w:r>
-        <w:t>Hien thi Client Profile rieng biet trong pham vi 1 Agency cu the, doc lap voi User Profile (FR 3.3.1).</w:t>
+        <w:t>Show the Client Profile held for one specific Agency, independently of the user own User Profile (3.3.1), so the Client can confirm what that Agency sees and so details can be reused within the same Agency without re-entering them.</w:t>
       </w:r>
     </w:p>
     <w:p>
@@ -82,7 +82,7 @@
         <w:t xml:space="preserve">Interface: </w:t>
       </w:r>
       <w:r>
-        <w:t>GET /api/v1/client-profile/me?agencyId=... va GET /api/v1/client-profile?agencyId=... (Bearer token).</w:t>
+        <w:t>The Client Profile screen at /client-profile, scoped to the Agency currently in context (taken from the page context / URL), shown as a read-only card. A separate Client list view, also in an Agency context, shows every Client Profile held by that Agency and is used as a picker when adding a Client to a workspace. In both cases the Agency identifier must be supplied by the caller; no Agency is assumed.</w:t>
       </w:r>
     </w:p>
     <w:p>
@@ -99,7 +99,7 @@
         <w:t xml:space="preserve">Data Processing: </w:t>
       </w:r>
       <w:r>
-        <w:t>BE truy van ClientProfile theo cap khoa (userId, agencyId), khong phai global; tra ve day du field.</w:t>
+        <w:t>The system resolves the caller identity from the access token only, looks up the Client Profile by the pair (user, agency), and returns the complete field set. For the list view, the system returns every Client Profile belonging to the given Agency.</w:t>
       </w:r>
     </w:p>
     <w:p>
@@ -113,7 +113,7 @@
     </w:p>
     <w:p>
       <w:r>
-        <w:t>Trang /client-profile, agencyId lay tu URL query.</w:t>
+        <w:t>Figure — Client Profile Screen (/client-profile, Agency context):</w:t>
       </w:r>
     </w:p>
     <w:p>
@@ -124,7 +124,7 @@
         <w:t xml:space="preserve">-  </w:t>
       </w:r>
       <w:r>
-        <w:t>Hien thi id, userId, agencyId, displayName, company, phone, note, logoUrl, website, industry, location, description, socialLinks, createdAt, updatedAt.</w:t>
+        <w:t>Header: page title "Client Profile" and the Agency currently in context.</w:t>
       </w:r>
     </w:p>
     <w:p>
@@ -135,7 +135,51 @@
         <w:t xml:space="preserve">-  </w:t>
       </w:r>
       <w:r>
-        <w:t>Thieu agencyId -&gt; FE hien loi ro (khong goi API mu).</w:t>
+        <w:t>Center: read-only card — display name, company, phone number, note, logo, website, industry, location, description, social links, and the created and last-updated dates.</w:t>
+      </w:r>
+    </w:p>
+    <w:p>
+      <w:pPr>
+        <w:ind w:left="360"/>
+      </w:pPr>
+      <w:r>
+        <w:t xml:space="preserve">-  </w:t>
+      </w:r>
+      <w:r>
+        <w:t>Buttons: Edit — routes to Update Client Profile (3.3.4).</w:t>
+      </w:r>
+    </w:p>
+    <w:p>
+      <w:pPr>
+        <w:ind w:left="360"/>
+      </w:pPr>
+      <w:r>
+        <w:t xml:space="preserve">-  </w:t>
+      </w:r>
+      <w:r>
+        <w:t>Footer: none.</w:t>
+      </w:r>
+    </w:p>
+    <w:p>
+      <w:pPr>
+        <w:ind w:left="360"/>
+      </w:pPr>
+      <w:r>
+        <w:t xml:space="preserve">-  </w:t>
+      </w:r>
+      <w:r>
+        <w:t>When no Agency is in context, the screen shows a clear error instead of requesting data.</w:t>
+      </w:r>
+    </w:p>
+    <w:p>
+      <w:pPr>
+        <w:ind w:left="360"/>
+      </w:pPr>
+      <w:r>
+        <w:t xml:space="preserve">-  </w:t>
+      </w:r>
+      <w:r>
+        <w:t>Figure — Client List (Agency context): list of the Client Profiles held by the Agency (display name, company, contact details), used when adding a Client to a workspace so an existing Client Profile can be reused.</w:t>
       </w:r>
     </w:p>
     <w:p>
@@ -160,7 +204,7 @@
         <w:t xml:space="preserve">Input required: </w:t>
       </w:r>
       <w:r>
-        <w:t>Query param agencyId (bat buoc).</w:t>
+        <w:t>The Agency identifier, for both the Client Profile view and the Agency Client list. No optional input.</w:t>
       </w:r>
     </w:p>
     <w:p>
@@ -171,7 +215,7 @@
         <w:t xml:space="preserve">System data: </w:t>
       </w:r>
       <w:r>
-        <w:t>Bang client_profiles (khoa theo userId + agencyId).</w:t>
+        <w:t>client_profiles, keyed by the pair (userId, agencyId) — id, userId, agencyId, displayName, company, phone, note, logoUrl, website, industry, location, description, socialLinks, createdAt, updatedAt.</w:t>
       </w:r>
     </w:p>
     <w:p>
@@ -182,7 +226,7 @@
         <w:t xml:space="preserve">Output: </w:t>
       </w:r>
       <w:r>
-        <w:t>ClientProfileResponse day du field, hoac danh sach ClientProfileResponse theo agency.</w:t>
+        <w:t>The complete Client Profile field set for one Agency, or the list of Client Profiles held by an Agency.</w:t>
       </w:r>
     </w:p>
     <w:p>
@@ -198,7 +242,7 @@
         <w:t xml:space="preserve">BR-01: </w:t>
       </w:r>
       <w:r>
-        <w:t>ClientProfile khoa theo cap (userId, agencyId), KHONG global: 1 user co the co nhieu ClientProfile doc lap theo tung Agency.</w:t>
+        <w:t>A Client Profile is keyed by the pair (user, agency) and is never global — one user may hold several independent Client Profiles, one per Agency.</w:t>
       </w:r>
     </w:p>
     <w:p>
@@ -209,7 +253,7 @@
         <w:t xml:space="preserve">BR-02: </w:t>
       </w:r>
       <w:r>
-        <w:t>Tai su dung Client Profile chi dung trong pham vi cung 1 Agency; Agency khac se co ban ghi rieng.</w:t>
+        <w:t>Reuse of a Client Profile applies only within the same Agency. When the user is already a Client in one workspace of Agency A and is later invited into another workspace of the same Agency A, the existing (user, Agency A) record is reused and no new record is created. An invitation from Agency B uses a separate (user, Agency B) record, independent of the Agency A record.</w:t>
       </w:r>
     </w:p>
     <w:p>
@@ -220,7 +264,40 @@
         <w:t xml:space="preserve">BR-03: </w:t>
       </w:r>
       <w:r>
-        <w:t>ClientProfile duoc tao lan dau qua accept-invitation HOAC qua lan dau goi update (upsert, xem FR 3.3.4).</w:t>
+        <w:t>A Client Profile is created either when a Client invitation is accepted, or on the first update for that Agency (upsert — see 3.3.4). Viewing never creates a record.</w:t>
+      </w:r>
+    </w:p>
+    <w:p>
+      <w:r>
+        <w:rPr>
+          <w:b/>
+        </w:rPr>
+        <w:t xml:space="preserve">BR-04: </w:t>
+      </w:r>
+      <w:r>
+        <w:t>The Agency identifier is mandatory; no default Agency is assumed.</w:t>
+      </w:r>
+    </w:p>
+    <w:p>
+      <w:r>
+        <w:rPr>
+          <w:b/>
+        </w:rPr>
+        <w:t xml:space="preserve">BR-05: </w:t>
+      </w:r>
+      <w:r>
+        <w:t>A Client Profile is independent of the user own User Profile — one user may hold both at the same time, for example owning their own Agency while being a Client of another Agency.</w:t>
+      </w:r>
+    </w:p>
+    <w:p>
+      <w:r>
+        <w:rPr>
+          <w:b/>
+        </w:rPr>
+        <w:t xml:space="preserve">BR-06: </w:t>
+      </w:r>
+      <w:r>
+        <w:t>A user who is a Client of Agency A and of Agency B holds two independent records. No data is shared between them: the display name, company, and other fields may differ per Agency.</w:t>
       </w:r>
     </w:p>
     <w:p>
@@ -230,12 +307,17 @@
     </w:p>
     <w:p>
       <w:r>
-        <w:t>Thieu query param agencyId -&gt; 400 VALIDATION_ERROR.</w:t>
+        <w:t>Missing Agency identifier -&gt; 400 VALIDATION_ERROR.</w:t>
       </w:r>
     </w:p>
     <w:p>
       <w:r>
-        <w:t>Token het han/khong hop le -&gt; 401 UNAUTHORIZED.</w:t>
+        <w:t>No Client Profile exists for the (user, agency) pair -&gt; 404 CLIENT_PROFILE_NOT_FOUND.</w:t>
+      </w:r>
+    </w:p>
+    <w:p>
+      <w:r>
+        <w:t>Missing, expired, or invalid access token -&gt; 401 UNAUTHORIZED.</w:t>
       </w:r>
     </w:p>
     <w:p>
@@ -254,27 +336,42 @@
     </w:p>
     <w:p>
       <w:r>
-        <w:t>1. User mo trang /client-profile, FE xac dinh agencyId hien tai.</w:t>
+        <w:t>1. The user opens the Client Profile screen in the context of a specific Agency.</w:t>
       </w:r>
     </w:p>
     <w:p>
       <w:r>
-        <w:t>2. FE goi GET /api/v1/client-profile/me?agencyId=...</w:t>
+        <w:t>2. The application determines the Agency identifier from the current context.</w:t>
       </w:r>
     </w:p>
     <w:p>
       <w:r>
-        <w:t>3. BE tim ClientProfile theo (userId, agencyId).</w:t>
+        <w:t>3. The application requests the Client Profile of the signed-in user for that Agency.</w:t>
       </w:r>
     </w:p>
     <w:p>
       <w:r>
-        <w:t>4. BE tra 200 voi day du field.</w:t>
+        <w:t>4. The system resolves the caller identity from the access token.</w:t>
       </w:r>
     </w:p>
     <w:p>
       <w:r>
-        <w:t>5. FE render Client Profile dung ngu canh Agency dang xem.</w:t>
+        <w:t>5. The system looks up the Client Profile by the pair (user, agency) (BR-01).</w:t>
+      </w:r>
+    </w:p>
+    <w:p>
+      <w:r>
+        <w:t>6. The system returns the complete Client Profile field set.</w:t>
+      </w:r>
+    </w:p>
+    <w:p>
+      <w:r>
+        <w:t>7. The application renders the Client Profile for the Agency currently in context.</w:t>
+      </w:r>
+    </w:p>
+    <w:p>
+      <w:r>
+        <w:t>8. Alternatively, an Agency member opens the Agency Client list; the system returns every Client Profile held by that Agency, and the application displays them for selection when adding a Client to a workspace (BR-02).</w:t>
       </w:r>
     </w:p>
     <w:p>
@@ -284,17 +381,27 @@
     </w:p>
     <w:p>
       <w:r>
-        <w:t>Chua co ClientProfile cho cap (userId, agencyId) nay -&gt; 404 CLIENT_PROFILE_NOT_FOUND.</w:t>
+        <w:t>No Client Profile exists for the (user, agency) pair -&gt; 404 CLIENT_PROFILE_NOT_FOUND. Viewing never creates one (BR-03).</w:t>
       </w:r>
     </w:p>
     <w:p>
       <w:r>
-        <w:t>Thieu agencyId -&gt; 400 VALIDATION_ERROR.</w:t>
+        <w:t>Missing Agency identifier -&gt; 400 VALIDATION_ERROR.</w:t>
       </w:r>
     </w:p>
     <w:p>
       <w:r>
-        <w:t>Token het han/khong hop le -&gt; 401 UNAUTHORIZED.</w:t>
+        <w:t>Missing, expired, or invalid access token -&gt; 401 UNAUTHORIZED.</w:t>
+      </w:r>
+    </w:p>
+    <w:p>
+      <w:r>
+        <w:t>The user owns Agency A while also being a Client of Agency B -&gt; both profiles exist independently, and the interface must make clear which context is being viewed (own User Profile versus Client Profile).</w:t>
+      </w:r>
+    </w:p>
+    <w:p>
+      <w:r>
+        <w:t>The user is a Client of both Agency A and Agency B -&gt; two independent records are displayed, never mixed.</w:t>
       </w:r>
     </w:p>
     <w:p>
@@ -314,7 +421,18 @@
         <w:t xml:space="preserve">-  </w:t>
       </w:r>
       <w:r>
-        <w:t>FE hien thi dung Client Profile theo agencyId truyen vao, khong lan du lieu giua cac Agency.</w:t>
+        <w:t>The Client Profile for the requested Agency is displayed with the values currently stored for that pair.</w:t>
+      </w:r>
+    </w:p>
+    <w:p>
+      <w:pPr>
+        <w:ind w:left="360"/>
+      </w:pPr>
+      <w:r>
+        <w:t xml:space="preserve">-  </w:t>
+      </w:r>
+      <w:r>
+        <w:t>No data is changed; the operation is read-only.</w:t>
       </w:r>
     </w:p>
     <w:sectPr>

--- a/docs/feature/profile/3-3-3-view-client-profile/spec.docx
+++ b/docs/feature/profile/3-3-3-view-client-profile/spec.docx
@@ -120,9 +120,7 @@
       <w:pPr>
         <w:ind w:left="360"/>
       </w:pPr>
-      <w:r>
-        <w:t xml:space="preserve">-  </w:t>
-      </w:r>
+      <w:r/>
       <w:r>
         <w:t>Header: page title "Client Profile" and the Agency currently in context.</w:t>
       </w:r>
@@ -131,9 +129,7 @@
       <w:pPr>
         <w:ind w:left="360"/>
       </w:pPr>
-      <w:r>
-        <w:t xml:space="preserve">-  </w:t>
-      </w:r>
+      <w:r/>
       <w:r>
         <w:t>Center: read-only card — display name, company, phone number, note, logo, website, industry, location, description, social links, and the created and last-updated dates.</w:t>
       </w:r>
@@ -142,9 +138,7 @@
       <w:pPr>
         <w:ind w:left="360"/>
       </w:pPr>
-      <w:r>
-        <w:t xml:space="preserve">-  </w:t>
-      </w:r>
+      <w:r/>
       <w:r>
         <w:t>Buttons: Edit — routes to Update Client Profile (3.3.4).</w:t>
       </w:r>
@@ -153,9 +147,7 @@
       <w:pPr>
         <w:ind w:left="360"/>
       </w:pPr>
-      <w:r>
-        <w:t xml:space="preserve">-  </w:t>
-      </w:r>
+      <w:r/>
       <w:r>
         <w:t>Footer: none.</w:t>
       </w:r>
@@ -164,9 +156,7 @@
       <w:pPr>
         <w:ind w:left="360"/>
       </w:pPr>
-      <w:r>
-        <w:t xml:space="preserve">-  </w:t>
-      </w:r>
+      <w:r/>
       <w:r>
         <w:t>When no Agency is in context, the screen shows a clear error instead of requesting data.</w:t>
       </w:r>
@@ -175,9 +165,7 @@
       <w:pPr>
         <w:ind w:left="360"/>
       </w:pPr>
-      <w:r>
-        <w:t xml:space="preserve">-  </w:t>
-      </w:r>
+      <w:r/>
       <w:r>
         <w:t>Figure — Client List (Agency context): list of the Client Profiles held by the Agency (display name, company, contact details), used when adding a Client to a workspace so an existing Client Profile can be reused.</w:t>
       </w:r>
@@ -417,9 +405,7 @@
       <w:pPr>
         <w:ind w:left="360"/>
       </w:pPr>
-      <w:r>
-        <w:t xml:space="preserve">-  </w:t>
-      </w:r>
+      <w:r/>
       <w:r>
         <w:t>The Client Profile for the requested Agency is displayed with the values currently stored for that pair.</w:t>
       </w:r>
@@ -428,9 +414,7 @@
       <w:pPr>
         <w:ind w:left="360"/>
       </w:pPr>
-      <w:r>
-        <w:t xml:space="preserve">-  </w:t>
-      </w:r>
+      <w:r/>
       <w:r>
         <w:t>No data is changed; the operation is read-only.</w:t>
       </w:r>

--- a/docs/feature/profile/3-3-3-view-client-profile/spec.docx
+++ b/docs/feature/profile/3-3-3-view-client-profile/spec.docx
@@ -224,68 +224,32 @@
     </w:p>
     <w:p>
       <w:r>
-        <w:rPr>
-          <w:b/>
-        </w:rPr>
-        <w:t xml:space="preserve">BR-01: </w:t>
-      </w:r>
-      <w:r>
-        <w:t>A Client Profile is keyed by the pair (user, agency) and is never global — one user may hold several independent Client Profiles, one per Agency.</w:t>
+        <w:t>BR-41: A client account is a member of type CLIENT; clients have a read-only + approve/reject scope, never workspace admin. A Client Profile is keyed by the pair (user, agency) and is never global — one user may hold several independent Client Profiles, one per Agency.</w:t>
       </w:r>
     </w:p>
     <w:p>
       <w:r>
-        <w:rPr>
-          <w:b/>
-        </w:rPr>
-        <w:t xml:space="preserve">BR-02: </w:t>
-      </w:r>
-      <w:r>
-        <w:t>Reuse of a Client Profile applies only within the same Agency. When the user is already a Client in one workspace of Agency A and is later invited into another workspace of the same Agency A, the existing (user, Agency A) record is reused and no new record is created. An invitation from Agency B uses a separate (user, Agency B) record, independent of the Agency A record.</w:t>
+        <w:t>Reuse of a Client Profile applies only within the same Agency. When the user is already a Client in one workspace of Agency A and is later invited into another workspace of the same Agency A, the existing (user, Agency A) record is reused and no new record is created. An invitation from Agency B uses a separate (user, Agency B) record, independent of the Agency A record. (Implementation detail, no dedicated global BR.)</w:t>
       </w:r>
     </w:p>
     <w:p>
       <w:r>
-        <w:rPr>
-          <w:b/>
-        </w:rPr>
-        <w:t xml:space="preserve">BR-03: </w:t>
-      </w:r>
-      <w:r>
-        <w:t>A Client Profile is created either when a Client invitation is accepted, or on the first update for that Agency (upsert — see 3.3.4). Viewing never creates a record.</w:t>
+        <w:t>A Client Profile is created either when a Client invitation is accepted, or on the first update for that Agency (upsert — see 3.3.4). Viewing never creates a record. (Implementation detail, no dedicated global BR.)</w:t>
       </w:r>
     </w:p>
     <w:p>
       <w:r>
-        <w:rPr>
-          <w:b/>
-        </w:rPr>
-        <w:t xml:space="preserve">BR-04: </w:t>
-      </w:r>
-      <w:r>
-        <w:t>The Agency identifier is mandatory; no default Agency is assumed.</w:t>
+        <w:t>The Agency identifier is mandatory; no default Agency is assumed. (Implementation detail, no dedicated global BR.)</w:t>
       </w:r>
     </w:p>
     <w:p>
       <w:r>
-        <w:rPr>
-          <w:b/>
-        </w:rPr>
-        <w:t xml:space="preserve">BR-05: </w:t>
-      </w:r>
-      <w:r>
-        <w:t>A Client Profile is independent of the user own User Profile — one user may hold both at the same time, for example owning their own Agency while being a Client of another Agency.</w:t>
+        <w:t>BR-38: Client access is scoped by clientId (agencyId) — a client can only see/approve its own content. A Client Profile is independent of the user's own User Profile — one user may hold both at the same time, for example owning their own Agency while being a Client of another Agency.</w:t>
       </w:r>
     </w:p>
     <w:p>
       <w:r>
-        <w:rPr>
-          <w:b/>
-        </w:rPr>
-        <w:t xml:space="preserve">BR-06: </w:t>
-      </w:r>
-      <w:r>
-        <w:t>A user who is a Client of Agency A and of Agency B holds two independent records. No data is shared between them: the display name, company, and other fields may differ per Agency.</w:t>
+        <w:t>A user who is a Client of Agency A and of Agency B holds two independent records. No data is shared between them: the display name, company, and other fields may differ per Agency. (Implementation detail, no dedicated global BR.)</w:t>
       </w:r>
     </w:p>
     <w:p>
@@ -295,17 +259,44 @@
     </w:p>
     <w:p>
       <w:r>
-        <w:t>Missing Agency identifier -&gt; 400 VALIDATION_ERROR.</w:t>
+        <w:t xml:space="preserve">Missing Agency identifier -&gt; 400 VALIDATION_ERROR, Display: </w:t>
+      </w:r>
+      <w:r>
+        <w:rPr>
+          <w:b/>
+        </w:rPr>
+        <w:t>MSG02</w:t>
+      </w:r>
+      <w:r>
+        <w:t>.</w:t>
       </w:r>
     </w:p>
     <w:p>
       <w:r>
-        <w:t>No Client Profile exists for the (user, agency) pair -&gt; 404 CLIENT_PROFILE_NOT_FOUND.</w:t>
+        <w:t xml:space="preserve">No Client Profile exists for the (user, agency) pair (BR-41) -&gt; 404 CLIENT_PROFILE_NOT_FOUND, Display: </w:t>
+      </w:r>
+      <w:r>
+        <w:rPr>
+          <w:b/>
+        </w:rPr>
+        <w:t>MSG38</w:t>
+      </w:r>
+      <w:r>
+        <w:t>.</w:t>
       </w:r>
     </w:p>
     <w:p>
       <w:r>
-        <w:t>Missing, expired, or invalid access token -&gt; 401 UNAUTHORIZED.</w:t>
+        <w:t xml:space="preserve">Missing, expired, or invalid access token -&gt; 401 UNAUTHORIZED, Display: </w:t>
+      </w:r>
+      <w:r>
+        <w:rPr>
+          <w:b/>
+        </w:rPr>
+        <w:t>MSG22</w:t>
+      </w:r>
+      <w:r>
+        <w:t>.</w:t>
       </w:r>
     </w:p>
     <w:p>
@@ -344,7 +335,7 @@
     </w:p>
     <w:p>
       <w:r>
-        <w:t>5. The system looks up the Client Profile by the pair (user, agency) (BR-01).</w:t>
+        <w:t>5. The system looks up the Client Profile by the pair (user, agency) (BR-41).</w:t>
       </w:r>
     </w:p>
     <w:p>
@@ -359,7 +350,7 @@
     </w:p>
     <w:p>
       <w:r>
-        <w:t>8. Alternatively, an Agency member opens the Agency Client list; the system returns every Client Profile held by that Agency, and the application displays them for selection when adding a Client to a workspace (BR-02).</w:t>
+        <w:t>8. Alternatively, an Agency member opens the Agency's Client list; the system returns every Client Profile held by that Agency, and the application displays them for selection when adding a Client to a workspace.</w:t>
       </w:r>
     </w:p>
     <w:p>
@@ -369,27 +360,84 @@
     </w:p>
     <w:p>
       <w:r>
-        <w:t>No Client Profile exists for the (user, agency) pair -&gt; 404 CLIENT_PROFILE_NOT_FOUND. Viewing never creates one (BR-03).</w:t>
+        <w:t xml:space="preserve">2.a1: No Agency identifier is supplied -&gt; 400 VALIDATION_ERROR, Display: </w:t>
+      </w:r>
+      <w:r>
+        <w:rPr>
+          <w:b/>
+        </w:rPr>
+        <w:t>MSG02</w:t>
+      </w:r>
+      <w:r>
+        <w:t>.</w:t>
+      </w:r>
+      <w:r>
+        <w:br/>
+      </w:r>
+      <w:r>
+        <w:t>2.a2: The interface shows a clear error instead of requesting data; the user selects an Agency context and retries.</w:t>
       </w:r>
     </w:p>
     <w:p>
       <w:r>
-        <w:t>Missing Agency identifier -&gt; 400 VALIDATION_ERROR.</w:t>
+        <w:t xml:space="preserve">5.a1: No Client Profile exists for the (user, agency) pair (BR-41) -&gt; 404 CLIENT_PROFILE_NOT_FOUND, toast </w:t>
+      </w:r>
+      <w:r>
+        <w:rPr>
+          <w:b/>
+        </w:rPr>
+        <w:t>MSG38</w:t>
+      </w:r>
+      <w:r>
+        <w:t>. Viewing never creates one.</w:t>
+      </w:r>
+      <w:r>
+        <w:br/>
+      </w:r>
+      <w:r>
+        <w:t>5.a2: The user is offered Update Client Profile (3.3.4) to create the record, or returns to the Client list.</w:t>
       </w:r>
     </w:p>
     <w:p>
       <w:r>
-        <w:t>Missing, expired, or invalid access token -&gt; 401 UNAUTHORIZED.</w:t>
+        <w:t xml:space="preserve">N.a1: Missing, expired, or invalid access token at any step -&gt; 401 UNAUTHORIZED, toast </w:t>
+      </w:r>
+      <w:r>
+        <w:rPr>
+          <w:b/>
+        </w:rPr>
+        <w:t>MSG22</w:t>
+      </w:r>
+      <w:r>
+        <w:t>.</w:t>
+      </w:r>
+      <w:r>
+        <w:br/>
+      </w:r>
+      <w:r>
+        <w:t>N.a2: The user signs in again at /login (3.2.2).</w:t>
       </w:r>
     </w:p>
     <w:p>
       <w:r>
-        <w:t>The user owns Agency A while also being a Client of Agency B -&gt; both profiles exist independently, and the interface must make clear which context is being viewed (own User Profile versus Client Profile).</w:t>
+        <w:t>7.a1: The user owns Agency A while also being a Client of Agency B (BR-38) -&gt; both profiles exist independently.</w:t>
+      </w:r>
+      <w:r>
+        <w:br/>
+      </w:r>
+      <w:r>
+        <w:t>7.a2: The interface makes clear which context is being viewed (own User Profile versus Client Profile).</w:t>
       </w:r>
     </w:p>
     <w:p>
       <w:r>
-        <w:t>The user is a Client of both Agency A and Agency B -&gt; two independent records are displayed, never mixed.</w:t>
+        <w:t>7.b1: The user is a Client of both Agency A and Agency B (BR-41) -&gt; two independent records exist.</w:t>
+      </w:r>
+      <w:r>
+        <w:br/>
+      </w:r>
+      <w:r>
+        <w:t>7.b2: The application displays each record only within its own Agency context, never mixed.</w:t>
       </w:r>
     </w:p>
     <w:p>
